--- a/Docs/Observaciones-Lab8.docx
+++ b/Docs/Observaciones-Lab8.docx
@@ -4,7 +4,7 @@
   <w:body>
     <w:p>
       <w:pPr>
-        <w:pStyle w:val="Ttulo"/>
+        <w:pStyle w:val="Title"/>
         <w:jc w:val="center"/>
         <w:rPr>
           <w:b/>
@@ -55,44 +55,7 @@
           <w:noProof w:val="0"/>
           <w:lang w:val="es-CO"/>
         </w:rPr>
-        <w:t xml:space="preserve">Estudiante </w:t>
-      </w:r>
-      <w:r>
-        <w:rPr>
-          <w:noProof w:val="0"/>
-          <w:lang w:val="es-CO"/>
-        </w:rPr>
-        <w:t xml:space="preserve">1 </w:t>
-      </w:r>
-      <w:proofErr w:type="spellStart"/>
-      <w:r>
-        <w:rPr>
-          <w:noProof w:val="0"/>
-          <w:lang w:val="es-CO"/>
-        </w:rPr>
-        <w:t>C</w:t>
-      </w:r>
-      <w:r>
-        <w:rPr>
-          <w:noProof w:val="0"/>
-          <w:lang w:val="es-CO"/>
-        </w:rPr>
-        <w:t>ó</w:t>
-      </w:r>
-      <w:r>
-        <w:rPr>
-          <w:noProof w:val="0"/>
-          <w:lang w:val="es-CO"/>
-        </w:rPr>
-        <w:t>d</w:t>
-      </w:r>
-      <w:proofErr w:type="spellEnd"/>
-      <w:r>
-        <w:rPr>
-          <w:noProof w:val="0"/>
-          <w:lang w:val="es-CO"/>
-        </w:rPr>
-        <w:t xml:space="preserve"> XXXX</w:t>
+        <w:t>Samuel Casallas</w:t>
       </w:r>
     </w:p>
     <w:p>
@@ -109,37 +72,14 @@
           <w:noProof w:val="0"/>
           <w:lang w:val="es-CO"/>
         </w:rPr>
-        <w:t xml:space="preserve">Estudiante 2 </w:t>
-      </w:r>
-      <w:proofErr w:type="spellStart"/>
+        <w:t xml:space="preserve">Mateo </w:t>
+      </w:r>
       <w:r>
         <w:rPr>
           <w:noProof w:val="0"/>
           <w:lang w:val="es-CO"/>
         </w:rPr>
-        <w:t>C</w:t>
-      </w:r>
-      <w:r>
-        <w:rPr>
-          <w:noProof w:val="0"/>
-          <w:lang w:val="es-CO"/>
-        </w:rPr>
-        <w:t>ó</w:t>
-      </w:r>
-      <w:r>
-        <w:rPr>
-          <w:noProof w:val="0"/>
-          <w:lang w:val="es-CO"/>
-        </w:rPr>
-        <w:t>d</w:t>
-      </w:r>
-      <w:proofErr w:type="spellEnd"/>
-      <w:r>
-        <w:rPr>
-          <w:noProof w:val="0"/>
-          <w:lang w:val="es-CO"/>
-        </w:rPr>
-        <w:t xml:space="preserve"> XXXX</w:t>
+        <w:t>Castro</w:t>
       </w:r>
     </w:p>
     <w:p>
@@ -151,61 +91,10 @@
           <w:lang w:val="es-CO"/>
         </w:rPr>
       </w:pPr>
-      <w:r>
-        <w:rPr>
-          <w:noProof w:val="0"/>
-          <w:lang w:val="es-CO"/>
-        </w:rPr>
-        <w:t xml:space="preserve">Estudiante </w:t>
-      </w:r>
-      <w:r>
-        <w:rPr>
-          <w:noProof w:val="0"/>
-          <w:lang w:val="es-CO"/>
-        </w:rPr>
-        <w:t>3</w:t>
-      </w:r>
-      <w:r>
-        <w:rPr>
-          <w:noProof w:val="0"/>
-          <w:lang w:val="es-CO"/>
-        </w:rPr>
-        <w:t xml:space="preserve"> </w:t>
-      </w:r>
-      <w:proofErr w:type="spellStart"/>
-      <w:r>
-        <w:rPr>
-          <w:noProof w:val="0"/>
-          <w:lang w:val="es-CO"/>
-        </w:rPr>
-        <w:t>C</w:t>
-      </w:r>
-      <w:r>
-        <w:rPr>
-          <w:noProof w:val="0"/>
-          <w:lang w:val="es-CO"/>
-        </w:rPr>
-        <w:t>ó</w:t>
-      </w:r>
-      <w:r>
-        <w:rPr>
-          <w:noProof w:val="0"/>
-          <w:lang w:val="es-CO"/>
-        </w:rPr>
-        <w:t>d</w:t>
-      </w:r>
-      <w:proofErr w:type="spellEnd"/>
-      <w:r>
-        <w:rPr>
-          <w:noProof w:val="0"/>
-          <w:lang w:val="es-CO"/>
-        </w:rPr>
-        <w:t xml:space="preserve"> XXXX</w:t>
-      </w:r>
     </w:p>
     <w:p>
       <w:pPr>
-        <w:pStyle w:val="Ttulo1"/>
+        <w:pStyle w:val="Heading1"/>
         <w:rPr>
           <w:b/>
           <w:bCs/>
@@ -232,7 +121,7 @@
     </w:p>
     <w:p>
       <w:pPr>
-        <w:pStyle w:val="Prrafodelista"/>
+        <w:pStyle w:val="ListParagraph"/>
         <w:numPr>
           <w:ilvl w:val="0"/>
           <w:numId w:val="16"/>
@@ -265,7 +154,7 @@
     </w:p>
     <w:p>
       <w:pPr>
-        <w:pStyle w:val="Prrafodelista"/>
+        <w:pStyle w:val="ListParagraph"/>
         <w:numPr>
           <w:ilvl w:val="0"/>
           <w:numId w:val="16"/>
@@ -301,7 +190,7 @@
     </w:p>
     <w:p>
       <w:pPr>
-        <w:pStyle w:val="Prrafodelista"/>
+        <w:pStyle w:val="ListParagraph"/>
         <w:numPr>
           <w:ilvl w:val="0"/>
           <w:numId w:val="16"/>
@@ -325,7 +214,7 @@
     </w:p>
     <w:p>
       <w:pPr>
-        <w:pStyle w:val="Prrafodelista"/>
+        <w:pStyle w:val="ListParagraph"/>
         <w:numPr>
           <w:ilvl w:val="0"/>
           <w:numId w:val="16"/>
@@ -349,6 +238,215 @@
           <w:lang w:val="es-CO" w:eastAsia="es-CO"/>
         </w:rPr>
       </w:pPr>
+    </w:p>
+    <w:p>
+      <w:pPr>
+        <w:jc w:val="both"/>
+        <w:rPr>
+          <w:rFonts w:cstheme="minorHAnsi"/>
+          <w:b/>
+          <w:bCs/>
+          <w:lang w:val="es-CO" w:eastAsia="es-CO"/>
+        </w:rPr>
+      </w:pPr>
+      <w:r>
+        <w:rPr>
+          <w:rFonts w:cstheme="minorHAnsi"/>
+          <w:b/>
+          <w:bCs/>
+          <w:lang w:val="es-CO" w:eastAsia="es-CO"/>
+        </w:rPr>
+        <w:t>RESPUESTAS</w:t>
+      </w:r>
+    </w:p>
+    <w:p>
+      <w:pPr>
+        <w:jc w:val="both"/>
+        <w:rPr>
+          <w:rFonts w:cstheme="minorHAnsi"/>
+          <w:b/>
+          <w:bCs/>
+          <w:lang w:val="es-CO" w:eastAsia="es-CO"/>
+        </w:rPr>
+      </w:pPr>
+    </w:p>
+    <w:p>
+      <w:pPr>
+        <w:pStyle w:val="ListParagraph"/>
+        <w:numPr>
+          <w:ilvl w:val="0"/>
+          <w:numId w:val="17"/>
+        </w:numPr>
+        <w:jc w:val="both"/>
+        <w:rPr>
+          <w:rFonts w:cstheme="minorHAnsi"/>
+          <w:b/>
+          <w:bCs/>
+          <w:lang w:val="es-CO" w:eastAsia="es-CO"/>
+        </w:rPr>
+      </w:pPr>
+      <w:r>
+        <w:rPr>
+          <w:lang w:val="es-CO"/>
+        </w:rPr>
+        <w:t xml:space="preserve">Con los mismos datos, el BST quedó con altura 29 y el RBT con 13, menos de la mitad. El RBT se reacomoda solo cada vez que se inserta </w:t>
+      </w:r>
+      <w:r>
+        <w:rPr>
+          <w:lang w:val="es-CO"/>
+        </w:rPr>
+        <w:t>algún elemento, de ahí el proceso que tiene con las líneas rojas para organizar el espacio</w:t>
+      </w:r>
+      <w:r>
+        <w:rPr>
+          <w:lang w:val="es-CO"/>
+        </w:rPr>
+        <w:t xml:space="preserve">, </w:t>
+      </w:r>
+      <w:r>
+        <w:rPr>
+          <w:lang w:val="es-CO"/>
+        </w:rPr>
+        <w:t xml:space="preserve">para que </w:t>
+      </w:r>
+      <w:r>
+        <w:rPr>
+          <w:lang w:val="es-CO"/>
+        </w:rPr>
+        <w:t>qued</w:t>
+      </w:r>
+      <w:r>
+        <w:rPr>
+          <w:lang w:val="es-CO"/>
+        </w:rPr>
+        <w:t>e</w:t>
+      </w:r>
+      <w:r>
+        <w:rPr>
+          <w:lang w:val="es-CO"/>
+        </w:rPr>
+        <w:t xml:space="preserve"> más bajito y parejo. El BST simplemente crece según el orden en que llegan las fechas.</w:t>
+      </w:r>
+    </w:p>
+    <w:p>
+      <w:pPr>
+        <w:pStyle w:val="ListParagraph"/>
+        <w:numPr>
+          <w:ilvl w:val="0"/>
+          <w:numId w:val="17"/>
+        </w:numPr>
+        <w:jc w:val="both"/>
+        <w:rPr>
+          <w:rFonts w:cstheme="minorHAnsi"/>
+          <w:b/>
+          <w:bCs/>
+          <w:lang w:val="es-CO" w:eastAsia="es-CO"/>
+        </w:rPr>
+      </w:pPr>
+      <w:r>
+        <w:rPr>
+          <w:lang w:val="es-CO"/>
+        </w:rPr>
+        <w:t>No notamos mucha diferencia. Las búsquedas fueron un poco más rápidas en el RBT porque tiene menos niveles por recorrer. La carga fue un poco más lenta en el Lab 8, pero ahí se cargan dos árboles (fechas y áreas) y además el RBT tiene que reacomodarse en cada inserción. La diferencia es pequeña porque los datos no venían ordenados, así que el BST tampoco t</w:t>
+      </w:r>
+      <w:r>
+        <w:rPr>
+          <w:lang w:val="es-CO"/>
+        </w:rPr>
+        <w:t>iene</w:t>
+      </w:r>
+      <w:r>
+        <w:rPr>
+          <w:lang w:val="es-CO"/>
+        </w:rPr>
+        <w:t xml:space="preserve"> mal</w:t>
+      </w:r>
+      <w:r>
+        <w:rPr>
+          <w:lang w:val="es-CO"/>
+        </w:rPr>
+        <w:t>os resultados</w:t>
+      </w:r>
+      <w:r>
+        <w:rPr>
+          <w:lang w:val="es-CO"/>
+        </w:rPr>
+        <w:t>.</w:t>
+      </w:r>
+    </w:p>
+    <w:p>
+      <w:pPr>
+        <w:pStyle w:val="ListParagraph"/>
+        <w:numPr>
+          <w:ilvl w:val="0"/>
+          <w:numId w:val="17"/>
+        </w:numPr>
+        <w:jc w:val="both"/>
+        <w:rPr>
+          <w:rFonts w:cstheme="minorHAnsi"/>
+          <w:b/>
+          <w:bCs/>
+          <w:lang w:val="es-CO" w:eastAsia="es-CO"/>
+        </w:rPr>
+      </w:pPr>
+      <w:r>
+        <w:rPr>
+          <w:lang w:val="es-CO"/>
+        </w:rPr>
+        <w:t>Sí. En el caso normal los dos se demoran parecido, del orden log n. La diferencia está en el peor caso: si los datos llegan ordenados, el BST queda como una fila larga y buscar se vuelve lineal O(n). El RBT nunca deja que eso pase, entonces siempre se mantiene en O</w:t>
+      </w:r>
+      <w:r>
+        <w:rPr>
+          <w:lang w:val="es-CO"/>
+        </w:rPr>
+        <w:t xml:space="preserve"> </w:t>
+      </w:r>
+      <w:r>
+        <w:rPr>
+          <w:lang w:val="es-CO"/>
+        </w:rPr>
+        <w:t>(</w:t>
+      </w:r>
+      <w:r>
+        <w:rPr>
+          <w:lang w:val="es-CO"/>
+        </w:rPr>
+        <w:t>l</w:t>
+      </w:r>
+      <w:r>
+        <w:rPr>
+          <w:lang w:val="es-CO"/>
+        </w:rPr>
+        <w:t>og n).</w:t>
+      </w:r>
+    </w:p>
+    <w:p>
+      <w:pPr>
+        <w:pStyle w:val="ListParagraph"/>
+        <w:numPr>
+          <w:ilvl w:val="0"/>
+          <w:numId w:val="17"/>
+        </w:numPr>
+        <w:jc w:val="both"/>
+        <w:rPr>
+          <w:rFonts w:cstheme="minorHAnsi"/>
+          <w:b/>
+          <w:bCs/>
+          <w:lang w:val="es-CO" w:eastAsia="es-CO"/>
+        </w:rPr>
+      </w:pPr>
+      <w:r>
+        <w:rPr>
+          <w:lang w:val="es-CO"/>
+        </w:rPr>
+        <w:t xml:space="preserve">Creemos que sí. Hoy por cada crimen primero se busca la fecha en el árbol y después se inserta, o sea que se recorre dos veces. Si primero se agrupan los crímenes por fecha y luego se meten al árbol, se </w:t>
+      </w:r>
+      <w:r>
+        <w:rPr>
+          <w:lang w:val="es-CO"/>
+        </w:rPr>
+        <w:t xml:space="preserve">podría ahorrar un recorrido donde ya están filtrados los datos y es solo buscar dentro de un rango de fechas. </w:t>
+      </w:r>
     </w:p>
     <w:sectPr>
       <w:pgSz w:w="12240" w:h="15840"/>
@@ -1120,6 +1218,95 @@
     </w:lvl>
   </w:abstractNum>
   <w:abstractNum w:abstractNumId="7" w15:restartNumberingAfterBreak="0">
+    <w:nsid w:val="20CE3F42"/>
+    <w:multiLevelType w:val="hybridMultilevel"/>
+    <w:tmpl w:val="AC36080C"/>
+    <w:lvl w:ilvl="0" w:tplc="240A000F">
+      <w:start w:val="1"/>
+      <w:numFmt w:val="decimal"/>
+      <w:lvlText w:val="%1."/>
+      <w:lvlJc w:val="left"/>
+      <w:pPr>
+        <w:ind w:left="720" w:hanging="360"/>
+      </w:pPr>
+      <w:rPr>
+        <w:rFonts w:hint="default"/>
+      </w:rPr>
+    </w:lvl>
+    <w:lvl w:ilvl="1" w:tplc="240A0019" w:tentative="1">
+      <w:start w:val="1"/>
+      <w:numFmt w:val="lowerLetter"/>
+      <w:lvlText w:val="%2."/>
+      <w:lvlJc w:val="left"/>
+      <w:pPr>
+        <w:ind w:left="1440" w:hanging="360"/>
+      </w:pPr>
+    </w:lvl>
+    <w:lvl w:ilvl="2" w:tplc="240A001B" w:tentative="1">
+      <w:start w:val="1"/>
+      <w:numFmt w:val="lowerRoman"/>
+      <w:lvlText w:val="%3."/>
+      <w:lvlJc w:val="right"/>
+      <w:pPr>
+        <w:ind w:left="2160" w:hanging="180"/>
+      </w:pPr>
+    </w:lvl>
+    <w:lvl w:ilvl="3" w:tplc="240A000F" w:tentative="1">
+      <w:start w:val="1"/>
+      <w:numFmt w:val="decimal"/>
+      <w:lvlText w:val="%4."/>
+      <w:lvlJc w:val="left"/>
+      <w:pPr>
+        <w:ind w:left="2880" w:hanging="360"/>
+      </w:pPr>
+    </w:lvl>
+    <w:lvl w:ilvl="4" w:tplc="240A0019" w:tentative="1">
+      <w:start w:val="1"/>
+      <w:numFmt w:val="lowerLetter"/>
+      <w:lvlText w:val="%5."/>
+      <w:lvlJc w:val="left"/>
+      <w:pPr>
+        <w:ind w:left="3600" w:hanging="360"/>
+      </w:pPr>
+    </w:lvl>
+    <w:lvl w:ilvl="5" w:tplc="240A001B" w:tentative="1">
+      <w:start w:val="1"/>
+      <w:numFmt w:val="lowerRoman"/>
+      <w:lvlText w:val="%6."/>
+      <w:lvlJc w:val="right"/>
+      <w:pPr>
+        <w:ind w:left="4320" w:hanging="180"/>
+      </w:pPr>
+    </w:lvl>
+    <w:lvl w:ilvl="6" w:tplc="240A000F" w:tentative="1">
+      <w:start w:val="1"/>
+      <w:numFmt w:val="decimal"/>
+      <w:lvlText w:val="%7."/>
+      <w:lvlJc w:val="left"/>
+      <w:pPr>
+        <w:ind w:left="5040" w:hanging="360"/>
+      </w:pPr>
+    </w:lvl>
+    <w:lvl w:ilvl="7" w:tplc="240A0019" w:tentative="1">
+      <w:start w:val="1"/>
+      <w:numFmt w:val="lowerLetter"/>
+      <w:lvlText w:val="%8."/>
+      <w:lvlJc w:val="left"/>
+      <w:pPr>
+        <w:ind w:left="5760" w:hanging="360"/>
+      </w:pPr>
+    </w:lvl>
+    <w:lvl w:ilvl="8" w:tplc="240A001B" w:tentative="1">
+      <w:start w:val="1"/>
+      <w:numFmt w:val="lowerRoman"/>
+      <w:lvlText w:val="%9."/>
+      <w:lvlJc w:val="right"/>
+      <w:pPr>
+        <w:ind w:left="6480" w:hanging="180"/>
+      </w:pPr>
+    </w:lvl>
+  </w:abstractNum>
+  <w:abstractNum w:abstractNumId="8" w15:restartNumberingAfterBreak="0">
     <w:nsid w:val="321E58F7"/>
     <w:multiLevelType w:val="hybridMultilevel"/>
     <w:tmpl w:val="9F4C925E"/>
@@ -1205,7 +1392,7 @@
       </w:pPr>
     </w:lvl>
   </w:abstractNum>
-  <w:abstractNum w:abstractNumId="8" w15:restartNumberingAfterBreak="0">
+  <w:abstractNum w:abstractNumId="9" w15:restartNumberingAfterBreak="0">
     <w:nsid w:val="37777CB3"/>
     <w:multiLevelType w:val="hybridMultilevel"/>
     <w:tmpl w:val="211EC694"/>
@@ -1291,7 +1478,7 @@
       </w:pPr>
     </w:lvl>
   </w:abstractNum>
-  <w:abstractNum w:abstractNumId="9" w15:restartNumberingAfterBreak="0">
+  <w:abstractNum w:abstractNumId="10" w15:restartNumberingAfterBreak="0">
     <w:nsid w:val="39826848"/>
     <w:multiLevelType w:val="hybridMultilevel"/>
     <w:tmpl w:val="4F165BD2"/>
@@ -1377,7 +1564,7 @@
       </w:pPr>
     </w:lvl>
   </w:abstractNum>
-  <w:abstractNum w:abstractNumId="10" w15:restartNumberingAfterBreak="0">
+  <w:abstractNum w:abstractNumId="11" w15:restartNumberingAfterBreak="0">
     <w:nsid w:val="446D4DDB"/>
     <w:multiLevelType w:val="multilevel"/>
     <w:tmpl w:val="0409001D"/>
@@ -1490,7 +1677,7 @@
       </w:rPr>
     </w:lvl>
   </w:abstractNum>
-  <w:abstractNum w:abstractNumId="11" w15:restartNumberingAfterBreak="0">
+  <w:abstractNum w:abstractNumId="12" w15:restartNumberingAfterBreak="0">
     <w:nsid w:val="4723600A"/>
     <w:multiLevelType w:val="hybridMultilevel"/>
     <w:tmpl w:val="731ED4AE"/>
@@ -1576,7 +1763,7 @@
       </w:pPr>
     </w:lvl>
   </w:abstractNum>
-  <w:abstractNum w:abstractNumId="12" w15:restartNumberingAfterBreak="0">
+  <w:abstractNum w:abstractNumId="13" w15:restartNumberingAfterBreak="0">
     <w:nsid w:val="59085AB3"/>
     <w:multiLevelType w:val="hybridMultilevel"/>
     <w:tmpl w:val="7A268518"/>
@@ -1689,7 +1876,7 @@
       </w:rPr>
     </w:lvl>
   </w:abstractNum>
-  <w:abstractNum w:abstractNumId="13" w15:restartNumberingAfterBreak="0">
+  <w:abstractNum w:abstractNumId="14" w15:restartNumberingAfterBreak="0">
     <w:nsid w:val="5C974F57"/>
     <w:multiLevelType w:val="hybridMultilevel"/>
     <w:tmpl w:val="211EC694"/>
@@ -1775,7 +1962,7 @@
       </w:pPr>
     </w:lvl>
   </w:abstractNum>
-  <w:abstractNum w:abstractNumId="14" w15:restartNumberingAfterBreak="0">
+  <w:abstractNum w:abstractNumId="15" w15:restartNumberingAfterBreak="0">
     <w:nsid w:val="5EBA3F4E"/>
     <w:multiLevelType w:val="hybridMultilevel"/>
     <w:tmpl w:val="874CF82C"/>
@@ -1861,7 +2048,7 @@
       </w:pPr>
     </w:lvl>
   </w:abstractNum>
-  <w:abstractNum w:abstractNumId="15" w15:restartNumberingAfterBreak="0">
+  <w:abstractNum w:abstractNumId="16" w15:restartNumberingAfterBreak="0">
     <w:nsid w:val="7964390B"/>
     <w:multiLevelType w:val="hybridMultilevel"/>
     <w:tmpl w:val="26C01794"/>
@@ -1948,28 +2135,28 @@
     </w:lvl>
   </w:abstractNum>
   <w:num w:numId="1" w16cid:durableId="670062722">
-    <w:abstractNumId w:val="10"/>
+    <w:abstractNumId w:val="11"/>
   </w:num>
   <w:num w:numId="2" w16cid:durableId="738597953">
     <w:abstractNumId w:val="2"/>
   </w:num>
   <w:num w:numId="3" w16cid:durableId="1631740467">
-    <w:abstractNumId w:val="11"/>
+    <w:abstractNumId w:val="12"/>
   </w:num>
   <w:num w:numId="4" w16cid:durableId="635109986">
-    <w:abstractNumId w:val="14"/>
+    <w:abstractNumId w:val="15"/>
   </w:num>
   <w:num w:numId="5" w16cid:durableId="1050767660">
-    <w:abstractNumId w:val="15"/>
+    <w:abstractNumId w:val="16"/>
   </w:num>
   <w:num w:numId="6" w16cid:durableId="1216894168">
     <w:abstractNumId w:val="1"/>
   </w:num>
   <w:num w:numId="7" w16cid:durableId="1103187417">
-    <w:abstractNumId w:val="8"/>
+    <w:abstractNumId w:val="9"/>
   </w:num>
   <w:num w:numId="8" w16cid:durableId="1648702066">
-    <w:abstractNumId w:val="13"/>
+    <w:abstractNumId w:val="14"/>
   </w:num>
   <w:num w:numId="9" w16cid:durableId="554242314">
     <w:abstractNumId w:val="3"/>
@@ -1978,7 +2165,7 @@
     <w:abstractNumId w:val="6"/>
   </w:num>
   <w:num w:numId="11" w16cid:durableId="1059748020">
-    <w:abstractNumId w:val="12"/>
+    <w:abstractNumId w:val="13"/>
   </w:num>
   <w:num w:numId="12" w16cid:durableId="1140535429">
     <w:abstractNumId w:val="5"/>
@@ -1987,13 +2174,16 @@
     <w:abstractNumId w:val="4"/>
   </w:num>
   <w:num w:numId="14" w16cid:durableId="327904040">
-    <w:abstractNumId w:val="7"/>
+    <w:abstractNumId w:val="8"/>
   </w:num>
   <w:num w:numId="15" w16cid:durableId="1146320544">
     <w:abstractNumId w:val="0"/>
   </w:num>
   <w:num w:numId="16" w16cid:durableId="1543009604">
-    <w:abstractNumId w:val="9"/>
+    <w:abstractNumId w:val="10"/>
+  </w:num>
+  <w:num w:numId="17" w16cid:durableId="1607884544">
+    <w:abstractNumId w:val="7"/>
   </w:num>
 </w:numbering>
 </file>
@@ -2401,11 +2591,11 @@
       <w:noProof/>
     </w:rPr>
   </w:style>
-  <w:style w:type="paragraph" w:styleId="Ttulo1">
+  <w:style w:type="paragraph" w:styleId="Heading1">
     <w:name w:val="heading 1"/>
     <w:basedOn w:val="Normal"/>
     <w:next w:val="Normal"/>
-    <w:link w:val="Ttulo1Car"/>
+    <w:link w:val="Heading1Char"/>
     <w:uiPriority w:val="9"/>
     <w:qFormat/>
     <w:rsid w:val="003C0715"/>
@@ -2422,11 +2612,11 @@
       <w:szCs w:val="32"/>
     </w:rPr>
   </w:style>
-  <w:style w:type="paragraph" w:styleId="Ttulo2">
+  <w:style w:type="paragraph" w:styleId="Heading2">
     <w:name w:val="heading 2"/>
     <w:basedOn w:val="Normal"/>
     <w:next w:val="Normal"/>
-    <w:link w:val="Ttulo2Car"/>
+    <w:link w:val="Heading2Char"/>
     <w:uiPriority w:val="9"/>
     <w:unhideWhenUsed/>
     <w:qFormat/>
@@ -2444,13 +2634,13 @@
       <w:szCs w:val="26"/>
     </w:rPr>
   </w:style>
-  <w:style w:type="character" w:default="1" w:styleId="Fuentedeprrafopredeter">
+  <w:style w:type="character" w:default="1" w:styleId="DefaultParagraphFont">
     <w:name w:val="Default Paragraph Font"/>
     <w:uiPriority w:val="1"/>
     <w:semiHidden/>
     <w:unhideWhenUsed/>
   </w:style>
-  <w:style w:type="table" w:default="1" w:styleId="Tablanormal">
+  <w:style w:type="table" w:default="1" w:styleId="TableNormal">
     <w:name w:val="Normal Table"/>
     <w:uiPriority w:val="99"/>
     <w:semiHidden/>
@@ -2465,17 +2655,17 @@
       </w:tblCellMar>
     </w:tblPr>
   </w:style>
-  <w:style w:type="numbering" w:default="1" w:styleId="Sinlista">
+  <w:style w:type="numbering" w:default="1" w:styleId="NoList">
     <w:name w:val="No List"/>
     <w:uiPriority w:val="99"/>
     <w:semiHidden/>
     <w:unhideWhenUsed/>
   </w:style>
-  <w:style w:type="paragraph" w:styleId="Ttulo">
+  <w:style w:type="paragraph" w:styleId="Title">
     <w:name w:val="Title"/>
     <w:basedOn w:val="Normal"/>
     <w:next w:val="Normal"/>
-    <w:link w:val="TtuloCar"/>
+    <w:link w:val="TitleChar"/>
     <w:uiPriority w:val="10"/>
     <w:qFormat/>
     <w:rsid w:val="00BA3B38"/>
@@ -2491,10 +2681,10 @@
       <w:szCs w:val="56"/>
     </w:rPr>
   </w:style>
-  <w:style w:type="character" w:customStyle="1" w:styleId="TtuloCar">
-    <w:name w:val="Título Car"/>
-    <w:basedOn w:val="Fuentedeprrafopredeter"/>
-    <w:link w:val="Ttulo"/>
+  <w:style w:type="character" w:customStyle="1" w:styleId="TitleChar">
+    <w:name w:val="Title Char"/>
+    <w:basedOn w:val="DefaultParagraphFont"/>
+    <w:link w:val="Title"/>
     <w:uiPriority w:val="10"/>
     <w:rsid w:val="00BA3B38"/>
     <w:rPr>
@@ -2506,7 +2696,7 @@
       <w:szCs w:val="56"/>
     </w:rPr>
   </w:style>
-  <w:style w:type="paragraph" w:styleId="Prrafodelista">
+  <w:style w:type="paragraph" w:styleId="ListParagraph">
     <w:name w:val="List Paragraph"/>
     <w:basedOn w:val="Normal"/>
     <w:uiPriority w:val="34"/>
@@ -2520,9 +2710,9 @@
       <w:noProof w:val="0"/>
     </w:rPr>
   </w:style>
-  <w:style w:type="character" w:styleId="Refdecomentario">
+  <w:style w:type="character" w:styleId="CommentReference">
     <w:name w:val="annotation reference"/>
-    <w:basedOn w:val="Fuentedeprrafopredeter"/>
+    <w:basedOn w:val="DefaultParagraphFont"/>
     <w:uiPriority w:val="99"/>
     <w:semiHidden/>
     <w:unhideWhenUsed/>
@@ -2532,10 +2722,10 @@
       <w:szCs w:val="16"/>
     </w:rPr>
   </w:style>
-  <w:style w:type="paragraph" w:styleId="Textocomentario">
+  <w:style w:type="paragraph" w:styleId="CommentText">
     <w:name w:val="annotation text"/>
     <w:basedOn w:val="Normal"/>
-    <w:link w:val="TextocomentarioCar"/>
+    <w:link w:val="CommentTextChar"/>
     <w:uiPriority w:val="99"/>
     <w:semiHidden/>
     <w:unhideWhenUsed/>
@@ -2549,10 +2739,10 @@
       <w:szCs w:val="20"/>
     </w:rPr>
   </w:style>
-  <w:style w:type="character" w:customStyle="1" w:styleId="TextocomentarioCar">
-    <w:name w:val="Texto comentario Car"/>
-    <w:basedOn w:val="Fuentedeprrafopredeter"/>
-    <w:link w:val="Textocomentario"/>
+  <w:style w:type="character" w:customStyle="1" w:styleId="CommentTextChar">
+    <w:name w:val="Comment Text Char"/>
+    <w:basedOn w:val="DefaultParagraphFont"/>
+    <w:link w:val="CommentText"/>
     <w:uiPriority w:val="99"/>
     <w:semiHidden/>
     <w:rsid w:val="00A442AC"/>
@@ -2561,7 +2751,7 @@
       <w:szCs w:val="20"/>
     </w:rPr>
   </w:style>
-  <w:style w:type="paragraph" w:styleId="Descripcin">
+  <w:style w:type="paragraph" w:styleId="Caption">
     <w:name w:val="caption"/>
     <w:basedOn w:val="Normal"/>
     <w:next w:val="Normal"/>
@@ -2581,9 +2771,9 @@
       <w:szCs w:val="18"/>
     </w:rPr>
   </w:style>
-  <w:style w:type="table" w:styleId="Tabladecuadrcula2">
+  <w:style w:type="table" w:styleId="GridTable2">
     <w:name w:val="Grid Table 2"/>
-    <w:basedOn w:val="Tablanormal"/>
+    <w:basedOn w:val="TableNormal"/>
     <w:uiPriority w:val="47"/>
     <w:rsid w:val="00076EA8"/>
     <w:pPr>
@@ -2656,10 +2846,10 @@
       </w:tcPr>
     </w:tblStylePr>
   </w:style>
-  <w:style w:type="character" w:customStyle="1" w:styleId="Ttulo1Car">
-    <w:name w:val="Título 1 Car"/>
-    <w:basedOn w:val="Fuentedeprrafopredeter"/>
-    <w:link w:val="Ttulo1"/>
+  <w:style w:type="character" w:customStyle="1" w:styleId="Heading1Char">
+    <w:name w:val="Heading 1 Char"/>
+    <w:basedOn w:val="DefaultParagraphFont"/>
+    <w:link w:val="Heading1"/>
     <w:uiPriority w:val="9"/>
     <w:rsid w:val="003C0715"/>
     <w:rPr>
@@ -2670,10 +2860,10 @@
       <w:szCs w:val="32"/>
     </w:rPr>
   </w:style>
-  <w:style w:type="character" w:customStyle="1" w:styleId="Ttulo2Car">
-    <w:name w:val="Título 2 Car"/>
-    <w:basedOn w:val="Fuentedeprrafopredeter"/>
-    <w:link w:val="Ttulo2"/>
+  <w:style w:type="character" w:customStyle="1" w:styleId="Heading2Char">
+    <w:name w:val="Heading 2 Char"/>
+    <w:basedOn w:val="DefaultParagraphFont"/>
+    <w:link w:val="Heading2"/>
     <w:uiPriority w:val="9"/>
     <w:rsid w:val="003C0715"/>
     <w:rPr>
@@ -2684,10 +2874,10 @@
       <w:szCs w:val="26"/>
     </w:rPr>
   </w:style>
-  <w:style w:type="paragraph" w:styleId="Encabezado">
+  <w:style w:type="paragraph" w:styleId="Header">
     <w:name w:val="header"/>
     <w:basedOn w:val="Normal"/>
-    <w:link w:val="EncabezadoCar"/>
+    <w:link w:val="HeaderChar"/>
     <w:uiPriority w:val="99"/>
     <w:unhideWhenUsed/>
     <w:rsid w:val="00CD1FC8"/>
@@ -2699,20 +2889,20 @@
       <w:spacing w:after="0" w:line="240" w:lineRule="auto"/>
     </w:pPr>
   </w:style>
-  <w:style w:type="character" w:customStyle="1" w:styleId="EncabezadoCar">
-    <w:name w:val="Encabezado Car"/>
-    <w:basedOn w:val="Fuentedeprrafopredeter"/>
-    <w:link w:val="Encabezado"/>
+  <w:style w:type="character" w:customStyle="1" w:styleId="HeaderChar">
+    <w:name w:val="Header Char"/>
+    <w:basedOn w:val="DefaultParagraphFont"/>
+    <w:link w:val="Header"/>
     <w:uiPriority w:val="99"/>
     <w:rsid w:val="00CD1FC8"/>
     <w:rPr>
       <w:noProof/>
     </w:rPr>
   </w:style>
-  <w:style w:type="paragraph" w:styleId="Piedepgina">
+  <w:style w:type="paragraph" w:styleId="Footer">
     <w:name w:val="footer"/>
     <w:basedOn w:val="Normal"/>
-    <w:link w:val="PiedepginaCar"/>
+    <w:link w:val="FooterChar"/>
     <w:uiPriority w:val="99"/>
     <w:unhideWhenUsed/>
     <w:rsid w:val="00CD1FC8"/>
@@ -2724,10 +2914,10 @@
       <w:spacing w:after="0" w:line="240" w:lineRule="auto"/>
     </w:pPr>
   </w:style>
-  <w:style w:type="character" w:customStyle="1" w:styleId="PiedepginaCar">
-    <w:name w:val="Pie de página Car"/>
-    <w:basedOn w:val="Fuentedeprrafopredeter"/>
-    <w:link w:val="Piedepgina"/>
+  <w:style w:type="character" w:customStyle="1" w:styleId="FooterChar">
+    <w:name w:val="Footer Char"/>
+    <w:basedOn w:val="DefaultParagraphFont"/>
+    <w:link w:val="Footer"/>
     <w:uiPriority w:val="99"/>
     <w:rsid w:val="00CD1FC8"/>
     <w:rPr>
@@ -2736,7 +2926,7 @@
   </w:style>
   <w:style w:type="character" w:customStyle="1" w:styleId="normaltextrun">
     <w:name w:val="normaltextrun"/>
-    <w:basedOn w:val="Fuentedeprrafopredeter"/>
+    <w:basedOn w:val="DefaultParagraphFont"/>
     <w:rsid w:val="0023496E"/>
   </w:style>
 </w:styles>
@@ -3038,14 +3228,12 @@
 </file>
 
 <file path=customXml/item1.xml><?xml version="1.0" encoding="utf-8"?>
-<p:properties xmlns:p="http://schemas.microsoft.com/office/2006/metadata/properties" xmlns:xsi="http://www.w3.org/2001/XMLSchema-instance" xmlns:pc="http://schemas.microsoft.com/office/infopath/2007/PartnerControls">
-  <documentManagement>
-    <TaxCatchAll xmlns="85e30bcc-d76c-4413-8e4d-2dce22fb0743" xsi:nil="true"/>
-    <lcf76f155ced4ddcb4097134ff3c332f xmlns="164883f8-7691-4ecf-b54a-664c0d0edefe">
-      <Terms xmlns="http://schemas.microsoft.com/office/infopath/2007/PartnerControls"/>
-    </lcf76f155ced4ddcb4097134ff3c332f>
-  </documentManagement>
-</p:properties>
+<?mso-contentType ?>
+<FormTemplates xmlns="http://schemas.microsoft.com/sharepoint/v3/contenttype/forms">
+  <Display>DocumentLibraryForm</Display>
+  <Edit>DocumentLibraryForm</Edit>
+  <New>DocumentLibraryForm</New>
+</FormTemplates>
 </file>
 
 <file path=customXml/item2.xml><?xml version="1.0" encoding="utf-8"?>
@@ -3298,27 +3486,20 @@
 </file>
 
 <file path=customXml/item3.xml><?xml version="1.0" encoding="utf-8"?>
-<?mso-contentType ?>
-<FormTemplates xmlns="http://schemas.microsoft.com/sharepoint/v3/contenttype/forms">
-  <Display>DocumentLibraryForm</Display>
-  <Edit>DocumentLibraryForm</Edit>
-  <New>DocumentLibraryForm</New>
-</FormTemplates>
+<p:properties xmlns:p="http://schemas.microsoft.com/office/2006/metadata/properties" xmlns:xsi="http://www.w3.org/2001/XMLSchema-instance" xmlns:pc="http://schemas.microsoft.com/office/infopath/2007/PartnerControls">
+  <documentManagement>
+    <TaxCatchAll xmlns="85e30bcc-d76c-4413-8e4d-2dce22fb0743" xsi:nil="true"/>
+    <lcf76f155ced4ddcb4097134ff3c332f xmlns="164883f8-7691-4ecf-b54a-664c0d0edefe">
+      <Terms xmlns="http://schemas.microsoft.com/office/infopath/2007/PartnerControls"/>
+    </lcf76f155ced4ddcb4097134ff3c332f>
+  </documentManagement>
+</p:properties>
 </file>
 
 <file path=customXml/itemProps1.xml><?xml version="1.0" encoding="utf-8"?>
-<ds:datastoreItem xmlns:ds="http://schemas.openxmlformats.org/officeDocument/2006/customXml" ds:itemID="{8542EACB-7939-45C8-99C3-B6897CA7A7EF}">
+<ds:datastoreItem xmlns:ds="http://schemas.openxmlformats.org/officeDocument/2006/customXml" ds:itemID="{1F59EA8B-1FA8-40D2-A8B0-61B9CE1E4579}">
   <ds:schemaRefs>
-    <ds:schemaRef ds:uri="http://schemas.openxmlformats.org/package/2006/metadata/core-properties"/>
-    <ds:schemaRef ds:uri="http://schemas.microsoft.com/office/2006/metadata/properties"/>
-    <ds:schemaRef ds:uri="http://schemas.microsoft.com/office/2006/documentManagement/types"/>
-    <ds:schemaRef ds:uri="http://purl.org/dc/terms/"/>
-    <ds:schemaRef ds:uri="http://purl.org/dc/dcmitype/"/>
-    <ds:schemaRef ds:uri="http://schemas.microsoft.com/office/infopath/2007/PartnerControls"/>
-    <ds:schemaRef ds:uri="http://purl.org/dc/elements/1.1/"/>
-    <ds:schemaRef ds:uri="85e30bcc-d76c-4413-8e4d-2dce22fb0743"/>
-    <ds:schemaRef ds:uri="164883f8-7691-4ecf-b54a-664c0d0edefe"/>
-    <ds:schemaRef ds:uri="http://www.w3.org/XML/1998/namespace"/>
+    <ds:schemaRef ds:uri="http://schemas.microsoft.com/sharepoint/v3/contenttype/forms"/>
   </ds:schemaRefs>
 </ds:datastoreItem>
 </file>
@@ -3343,9 +3524,12 @@
 </file>
 
 <file path=customXml/itemProps3.xml><?xml version="1.0" encoding="utf-8"?>
-<ds:datastoreItem xmlns:ds="http://schemas.openxmlformats.org/officeDocument/2006/customXml" ds:itemID="{1F59EA8B-1FA8-40D2-A8B0-61B9CE1E4579}">
+<ds:datastoreItem xmlns:ds="http://schemas.openxmlformats.org/officeDocument/2006/customXml" ds:itemID="{8542EACB-7939-45C8-99C3-B6897CA7A7EF}">
   <ds:schemaRefs>
-    <ds:schemaRef ds:uri="http://schemas.microsoft.com/sharepoint/v3/contenttype/forms"/>
+    <ds:schemaRef ds:uri="http://schemas.microsoft.com/office/2006/metadata/properties"/>
+    <ds:schemaRef ds:uri="http://schemas.microsoft.com/office/infopath/2007/PartnerControls"/>
+    <ds:schemaRef ds:uri="85e30bcc-d76c-4413-8e4d-2dce22fb0743"/>
+    <ds:schemaRef ds:uri="164883f8-7691-4ecf-b54a-664c0d0edefe"/>
   </ds:schemaRefs>
 </ds:datastoreItem>
 </file>